--- a/docs/reports/StatusReport-Week2.docx
+++ b/docs/reports/StatusReport-Week2.docx
@@ -66,7 +66,7 @@
       </w:r>
       <w:r>
         <w:rPr>
-          <w:rFonts w:asciiTheme="minorHAnsi" w:eastAsiaTheme="minorEastAsia" w:hAnsiTheme="minorHAnsi"/>
+          <w:rFonts w:asciiTheme="minorHAnsi" w:hAnsiTheme="minorHAnsi"/>
           <w:color w:val="auto"/>
           <w:sz w:val="24"/>
           <w:szCs w:val="24"/>
@@ -552,6 +552,14 @@
     </w:p>
     <w:p>
       <w:pPr>
+        <w:spacing w:before="240" w:after="240"/>
+        <w:rPr>
+          <w:rFonts w:eastAsiaTheme="minorEastAsia"/>
+        </w:rPr>
+      </w:pPr>
+    </w:p>
+    <w:p>
+      <w:pPr>
         <w:pStyle w:val="Nagwek2"/>
         <w:spacing w:before="0" w:after="299"/>
         <w:rPr>
@@ -935,20 +943,6 @@
         </w:rPr>
         <w:t xml:space="preserve"> Informacja o sprawności hamulców, oświetlenia i modułów.</w:t>
       </w:r>
-    </w:p>
-    <w:p>
-      <w:pPr>
-        <w:pStyle w:val="Nagwek2"/>
-        <w:spacing w:before="0" w:after="299"/>
-        <w:rPr>
-          <w:rFonts w:asciiTheme="minorHAnsi" w:eastAsiaTheme="minorEastAsia" w:hAnsiTheme="minorHAnsi" w:cstheme="minorBidi"/>
-          <w:b/>
-          <w:bCs/>
-          <w:color w:val="auto"/>
-          <w:sz w:val="24"/>
-          <w:szCs w:val="24"/>
-        </w:rPr>
-      </w:pPr>
     </w:p>
     <w:p>
       <w:pPr>
@@ -970,6 +964,7 @@
           <w:sz w:val="28"/>
           <w:szCs w:val="28"/>
         </w:rPr>
+        <w:lastRenderedPageBreak/>
         <w:t>Kontekstowy Diagram Przypadków Użycia</w:t>
       </w:r>
     </w:p>
@@ -1199,20 +1194,84 @@
           <w:rFonts w:eastAsiaTheme="minorEastAsia"/>
         </w:rPr>
       </w:pPr>
-    </w:p>
-    <w:p>
-      <w:pPr>
-        <w:spacing w:before="240" w:after="240"/>
-        <w:rPr>
-          <w:rFonts w:eastAsiaTheme="minorEastAsia"/>
-        </w:rPr>
-      </w:pPr>
-      <w:r>
-        <w:rPr>
-          <w:rFonts w:eastAsiaTheme="minorEastAsia"/>
-        </w:rPr>
-        <w:t>&lt;TU MI BRAKUJE DIAGRAMU&gt;</w:t>
-      </w:r>
+      <w:r>
+        <w:rPr>
+          <w:rFonts w:eastAsiaTheme="minorEastAsia"/>
+          <w:noProof/>
+        </w:rPr>
+        <w:drawing>
+          <wp:inline distT="0" distB="0" distL="0" distR="0" wp14:anchorId="29CE4788" wp14:editId="4E1A7D9E">
+            <wp:extent cx="5727700" cy="4025900"/>
+            <wp:effectExtent l="0" t="0" r="6350" b="0"/>
+            <wp:docPr id="2013236356" name="Obraz 1"/>
+            <wp:cNvGraphicFramePr>
+              <a:graphicFrameLocks xmlns:a="http://schemas.openxmlformats.org/drawingml/2006/main" noChangeAspect="1"/>
+            </wp:cNvGraphicFramePr>
+            <a:graphic xmlns:a="http://schemas.openxmlformats.org/drawingml/2006/main">
+              <a:graphicData uri="http://schemas.openxmlformats.org/drawingml/2006/picture">
+                <pic:pic xmlns:pic="http://schemas.openxmlformats.org/drawingml/2006/picture">
+                  <pic:nvPicPr>
+                    <pic:cNvPr id="0" name="Picture 1"/>
+                    <pic:cNvPicPr>
+                      <a:picLocks noChangeAspect="1" noChangeArrowheads="1"/>
+                    </pic:cNvPicPr>
+                  </pic:nvPicPr>
+                  <pic:blipFill>
+                    <a:blip r:embed="rId5" cstate="print">
+                      <a:extLst>
+                        <a:ext uri="{28A0092B-C50C-407E-A947-70E740481C1C}">
+                          <a14:useLocalDpi xmlns:a14="http://schemas.microsoft.com/office/drawing/2010/main" val="0"/>
+                        </a:ext>
+                      </a:extLst>
+                    </a:blip>
+                    <a:srcRect/>
+                    <a:stretch>
+                      <a:fillRect/>
+                    </a:stretch>
+                  </pic:blipFill>
+                  <pic:spPr bwMode="auto">
+                    <a:xfrm>
+                      <a:off x="0" y="0"/>
+                      <a:ext cx="5727700" cy="4025900"/>
+                    </a:xfrm>
+                    <a:prstGeom prst="rect">
+                      <a:avLst/>
+                    </a:prstGeom>
+                    <a:noFill/>
+                    <a:ln>
+                      <a:noFill/>
+                    </a:ln>
+                  </pic:spPr>
+                </pic:pic>
+              </a:graphicData>
+            </a:graphic>
+          </wp:inline>
+        </w:drawing>
+      </w:r>
+    </w:p>
+    <w:p>
+      <w:pPr>
+        <w:spacing w:before="240" w:after="240"/>
+        <w:rPr>
+          <w:rFonts w:eastAsiaTheme="minorEastAsia"/>
+        </w:rPr>
+      </w:pPr>
+    </w:p>
+    <w:p>
+      <w:pPr>
+        <w:spacing w:before="240" w:after="240"/>
+        <w:rPr>
+          <w:rFonts w:eastAsiaTheme="minorEastAsia"/>
+        </w:rPr>
+      </w:pPr>
+    </w:p>
+    <w:p>
+      <w:pPr>
+        <w:spacing w:before="240" w:after="240"/>
+        <w:rPr>
+          <w:rFonts w:eastAsiaTheme="minorEastAsia"/>
+        </w:rPr>
+      </w:pPr>
     </w:p>
     <w:p>
       <w:pPr>
@@ -1244,6 +1303,7 @@
           <w:sz w:val="28"/>
           <w:szCs w:val="28"/>
         </w:rPr>
+        <w:lastRenderedPageBreak/>
         <w:t>Systemowy Diagram Przypadków Użycia</w:t>
       </w:r>
     </w:p>
@@ -1599,14 +1659,6 @@
     </w:p>
     <w:p>
       <w:pPr>
-        <w:spacing w:before="240" w:after="240"/>
-        <w:rPr>
-          <w:rFonts w:eastAsiaTheme="minorEastAsia"/>
-        </w:rPr>
-      </w:pPr>
-    </w:p>
-    <w:p>
-      <w:pPr>
         <w:pStyle w:val="Akapitzlist"/>
         <w:numPr>
           <w:ilvl w:val="0"/>
@@ -1625,7 +1677,6 @@
           <w:b/>
           <w:bCs/>
         </w:rPr>
-        <w:lastRenderedPageBreak/>
         <w:t>Ekipa Terenowa:</w:t>
       </w:r>
     </w:p>
@@ -1694,6 +1745,68 @@
       <w:r>
         <w:rPr>
           <w:rFonts w:eastAsiaTheme="minorEastAsia"/>
+          <w:noProof/>
+        </w:rPr>
+        <w:drawing>
+          <wp:anchor distT="0" distB="0" distL="114300" distR="114300" simplePos="0" relativeHeight="251663360" behindDoc="0" locked="0" layoutInCell="1" allowOverlap="1" wp14:anchorId="795A26EE" wp14:editId="4A843CBA">
+            <wp:simplePos x="0" y="0"/>
+            <wp:positionH relativeFrom="margin">
+              <wp:align>center</wp:align>
+            </wp:positionH>
+            <wp:positionV relativeFrom="paragraph">
+              <wp:posOffset>388620</wp:posOffset>
+            </wp:positionV>
+            <wp:extent cx="5351947" cy="3346450"/>
+            <wp:effectExtent l="0" t="0" r="1270" b="6350"/>
+            <wp:wrapSquare wrapText="bothSides"/>
+            <wp:docPr id="899048530" name="Obraz 2"/>
+            <wp:cNvGraphicFramePr>
+              <a:graphicFrameLocks xmlns:a="http://schemas.openxmlformats.org/drawingml/2006/main" noChangeAspect="1"/>
+            </wp:cNvGraphicFramePr>
+            <a:graphic xmlns:a="http://schemas.openxmlformats.org/drawingml/2006/main">
+              <a:graphicData uri="http://schemas.openxmlformats.org/drawingml/2006/picture">
+                <pic:pic xmlns:pic="http://schemas.openxmlformats.org/drawingml/2006/picture">
+                  <pic:nvPicPr>
+                    <pic:cNvPr id="0" name="Picture 2"/>
+                    <pic:cNvPicPr>
+                      <a:picLocks noChangeAspect="1" noChangeArrowheads="1"/>
+                    </pic:cNvPicPr>
+                  </pic:nvPicPr>
+                  <pic:blipFill>
+                    <a:blip r:embed="rId6" cstate="print">
+                      <a:extLst>
+                        <a:ext uri="{28A0092B-C50C-407E-A947-70E740481C1C}">
+                          <a14:useLocalDpi xmlns:a14="http://schemas.microsoft.com/office/drawing/2010/main" val="0"/>
+                        </a:ext>
+                      </a:extLst>
+                    </a:blip>
+                    <a:srcRect/>
+                    <a:stretch>
+                      <a:fillRect/>
+                    </a:stretch>
+                  </pic:blipFill>
+                  <pic:spPr bwMode="auto">
+                    <a:xfrm>
+                      <a:off x="0" y="0"/>
+                      <a:ext cx="5351947" cy="3346450"/>
+                    </a:xfrm>
+                    <a:prstGeom prst="rect">
+                      <a:avLst/>
+                    </a:prstGeom>
+                    <a:noFill/>
+                    <a:ln>
+                      <a:noFill/>
+                    </a:ln>
+                  </pic:spPr>
+                </pic:pic>
+              </a:graphicData>
+            </a:graphic>
+          </wp:anchor>
+        </w:drawing>
+      </w:r>
+      <w:r>
+        <w:rPr>
+          <w:rFonts w:eastAsiaTheme="minorEastAsia"/>
           <w:b/>
           <w:bCs/>
         </w:rPr>
@@ -1705,44 +1818,6 @@
         </w:rPr>
         <w:t xml:space="preserve"> Pobranie środków zgodnie z wybraną taryfą.</w:t>
       </w:r>
-    </w:p>
-    <w:p>
-      <w:pPr>
-        <w:spacing w:before="240" w:after="240"/>
-        <w:rPr>
-          <w:rFonts w:eastAsiaTheme="minorEastAsia"/>
-        </w:rPr>
-      </w:pPr>
-    </w:p>
-    <w:p>
-      <w:pPr>
-        <w:spacing w:before="240" w:after="240"/>
-        <w:rPr>
-          <w:rFonts w:eastAsiaTheme="minorEastAsia"/>
-        </w:rPr>
-      </w:pPr>
-      <w:r>
-        <w:rPr>
-          <w:rFonts w:eastAsiaTheme="minorEastAsia"/>
-        </w:rPr>
-        <w:t>&lt;TU MI TEZ BRAKUJE DIAGRAMU&gt;</w:t>
-      </w:r>
-    </w:p>
-    <w:p>
-      <w:pPr>
-        <w:spacing w:before="240" w:after="240"/>
-        <w:rPr>
-          <w:rFonts w:eastAsiaTheme="minorEastAsia"/>
-        </w:rPr>
-      </w:pPr>
-    </w:p>
-    <w:p>
-      <w:pPr>
-        <w:spacing w:before="240" w:after="240"/>
-        <w:rPr>
-          <w:rFonts w:eastAsiaTheme="minorEastAsia"/>
-        </w:rPr>
-      </w:pPr>
     </w:p>
     <w:p>
       <w:pPr>
@@ -1766,6 +1841,7 @@
           <w:sz w:val="28"/>
           <w:szCs w:val="28"/>
         </w:rPr>
+        <w:lastRenderedPageBreak/>
         <w:t>Scenariusz: Realizacja przejazdu i rezerwacji</w:t>
       </w:r>
     </w:p>
@@ -1933,21 +2009,7 @@
         <w:rPr>
           <w:rFonts w:eastAsiaTheme="minorEastAsia"/>
         </w:rPr>
-        <w:t xml:space="preserve">Podczas jazdy system w czasie rzeczywistym monitoruje pozycję GPS i sprawdza, czy pojazd nie wjechał w </w:t>
-      </w:r>
-      <w:r>
-        <w:rPr>
-          <w:rFonts w:eastAsiaTheme="minorEastAsia"/>
-          <w:b/>
-          <w:bCs/>
-        </w:rPr>
-        <w:t>Wirtualną Strefę</w:t>
-      </w:r>
-      <w:r>
-        <w:rPr>
-          <w:rFonts w:eastAsiaTheme="minorEastAsia"/>
-        </w:rPr>
-        <w:t>.</w:t>
+        <w:t>Podczas jazdy system w czasie rzeczywistym monitoruje pozycję GPS i sprawdza, czy pojazd nie wjechał w Wirtualną Strefę.</w:t>
       </w:r>
     </w:p>
     <w:p>
@@ -2021,47 +2083,16 @@
       </w:pPr>
       <w:r>
         <w:rPr>
-          <w:rFonts w:eastAsiaTheme="minorEastAsia"/>
-        </w:rPr>
-        <w:t xml:space="preserve">System łączy się z </w:t>
-      </w:r>
-      <w:r>
-        <w:rPr>
-          <w:rFonts w:eastAsiaTheme="minorEastAsia"/>
-          <w:b/>
-          <w:bCs/>
-        </w:rPr>
-        <w:t>Operatorem Płatności</w:t>
-      </w:r>
-      <w:r>
-        <w:rPr>
-          <w:rFonts w:eastAsiaTheme="minorEastAsia"/>
-        </w:rPr>
-        <w:t>, który pobiera środki z konta/karty użytkownika.</w:t>
-      </w:r>
-    </w:p>
-    <w:p>
-      <w:pPr>
-        <w:pStyle w:val="Akapitzlist"/>
-        <w:spacing w:before="240" w:after="240"/>
-        <w:ind w:left="1440"/>
-        <w:rPr>
-          <w:rFonts w:eastAsiaTheme="minorEastAsia"/>
-        </w:rPr>
-      </w:pPr>
-      <w:r>
-        <w:rPr>
           <w:noProof/>
         </w:rPr>
-        <w:lastRenderedPageBreak/>
         <w:drawing>
-          <wp:anchor distT="0" distB="0" distL="114300" distR="114300" simplePos="0" relativeHeight="251659264" behindDoc="0" locked="0" layoutInCell="1" allowOverlap="1" wp14:anchorId="0CF99033" wp14:editId="5D1DA202">
+          <wp:anchor distT="0" distB="0" distL="114300" distR="114300" simplePos="0" relativeHeight="251659264" behindDoc="0" locked="0" layoutInCell="1" allowOverlap="1" wp14:anchorId="62705FC0" wp14:editId="0C16364C">
             <wp:simplePos x="0" y="0"/>
             <wp:positionH relativeFrom="margin">
-              <wp:align>left</wp:align>
+              <wp:align>right</wp:align>
             </wp:positionH>
             <wp:positionV relativeFrom="paragraph">
-              <wp:posOffset>0</wp:posOffset>
+              <wp:posOffset>416560</wp:posOffset>
             </wp:positionV>
             <wp:extent cx="5724525" cy="3638550"/>
             <wp:effectExtent l="0" t="0" r="0" b="0"/>
@@ -2078,7 +2109,7 @@
                     <pic:cNvPicPr/>
                   </pic:nvPicPr>
                   <pic:blipFill>
-                    <a:blip r:embed="rId5" cstate="print">
+                    <a:blip r:embed="rId7" cstate="print">
                       <a:extLst>
                         <a:ext uri="{28A0092B-C50C-407E-A947-70E740481C1C}">
                           <a14:useLocalDpi xmlns:a14="http://schemas.microsoft.com/office/drawing/2010/main" val="0"/>
@@ -2104,13 +2135,12 @@
           </wp:anchor>
         </w:drawing>
       </w:r>
-    </w:p>
-    <w:p>
-      <w:pPr>
-        <w:rPr>
-          <w:rFonts w:eastAsiaTheme="minorEastAsia"/>
-        </w:rPr>
-      </w:pPr>
+      <w:r>
+        <w:rPr>
+          <w:rFonts w:eastAsiaTheme="minorEastAsia"/>
+        </w:rPr>
+        <w:t>System łączy się z Operatorem Płatności, który pobiera środki z konta/karty użytkownika.</w:t>
+      </w:r>
     </w:p>
     <w:p>
       <w:pPr>
@@ -2134,6 +2164,7 @@
           <w:sz w:val="28"/>
           <w:szCs w:val="28"/>
         </w:rPr>
+        <w:lastRenderedPageBreak/>
         <w:t>Scenariusz: Obsługa serwisowa i ładowanie</w:t>
       </w:r>
     </w:p>
@@ -2244,21 +2275,7 @@
         <w:rPr>
           <w:rFonts w:eastAsiaTheme="minorEastAsia"/>
         </w:rPr>
-        <w:t xml:space="preserve">Pojazd automatycznie raportuje do systemu spadek poziomu baterii poniżej </w:t>
-      </w:r>
-      <w:r>
-        <w:rPr>
-          <w:rFonts w:eastAsiaTheme="minorEastAsia"/>
-          <w:b/>
-          <w:bCs/>
-        </w:rPr>
-        <w:t>progu krytycznego</w:t>
-      </w:r>
-      <w:r>
-        <w:rPr>
-          <w:rFonts w:eastAsiaTheme="minorEastAsia"/>
-        </w:rPr>
-        <w:t xml:space="preserve"> lub błąd modułu technicznego.</w:t>
+        <w:t>Pojazd automatycznie raportuje do systemu spadek poziomu baterii poniżej progu krytycznego lub błąd modułu technicznego.</w:t>
       </w:r>
     </w:p>
     <w:p>
@@ -2277,21 +2294,7 @@
         <w:rPr>
           <w:rFonts w:eastAsiaTheme="minorEastAsia"/>
         </w:rPr>
-        <w:t xml:space="preserve">System generuje </w:t>
-      </w:r>
-      <w:r>
-        <w:rPr>
-          <w:rFonts w:eastAsiaTheme="minorEastAsia"/>
-          <w:b/>
-          <w:bCs/>
-        </w:rPr>
-        <w:t>Zlecenie serwisowe</w:t>
-      </w:r>
-      <w:r>
-        <w:rPr>
-          <w:rFonts w:eastAsiaTheme="minorEastAsia"/>
-        </w:rPr>
-        <w:t xml:space="preserve"> zawierające numer seryjny pojazdu, jego dokładną lokalizację GPS oraz typ usterki.</w:t>
+        <w:t>System generuje Zlecenie serwisowe zawierające numer seryjny pojazdu, jego dokładną lokalizację GPS oraz typ usterki.</w:t>
       </w:r>
     </w:p>
     <w:p>
@@ -2310,21 +2313,7 @@
         <w:rPr>
           <w:rFonts w:eastAsiaTheme="minorEastAsia"/>
         </w:rPr>
-        <w:t xml:space="preserve">Pracownik </w:t>
-      </w:r>
-      <w:r>
-        <w:rPr>
-          <w:rFonts w:eastAsiaTheme="minorEastAsia"/>
-          <w:b/>
-          <w:bCs/>
-        </w:rPr>
-        <w:t>Ekipy Terenowej</w:t>
-      </w:r>
-      <w:r>
-        <w:rPr>
-          <w:rFonts w:eastAsiaTheme="minorEastAsia"/>
-        </w:rPr>
-        <w:t xml:space="preserve"> otrzymuje powiadomienie o nowym zadaniu w swoim panelu mobilnym.</w:t>
+        <w:t>Pracownik Ekipy Terenowej otrzymuje powiadomienie o nowym zadaniu w swoim panelu mobilnym.</w:t>
       </w:r>
     </w:p>
     <w:p>
@@ -2392,13 +2381,21 @@
           <w:rFonts w:eastAsiaTheme="minorEastAsia"/>
         </w:rPr>
       </w:pPr>
+    </w:p>
+    <w:p>
+      <w:pPr>
+        <w:spacing w:before="240" w:after="240"/>
+        <w:ind w:left="708"/>
+        <w:rPr>
+          <w:rFonts w:eastAsiaTheme="minorEastAsia"/>
+        </w:rPr>
+      </w:pPr>
       <w:r>
         <w:rPr>
           <w:noProof/>
         </w:rPr>
-        <w:lastRenderedPageBreak/>
         <w:drawing>
-          <wp:anchor distT="0" distB="0" distL="114300" distR="114300" simplePos="0" relativeHeight="251660288" behindDoc="0" locked="0" layoutInCell="1" allowOverlap="1" wp14:anchorId="54DD0A61" wp14:editId="3EE41B68">
+          <wp:anchor distT="0" distB="0" distL="114300" distR="114300" simplePos="0" relativeHeight="251660288" behindDoc="0" locked="0" layoutInCell="1" allowOverlap="1" wp14:anchorId="4B2DCA84" wp14:editId="36BEF9AD">
             <wp:simplePos x="0" y="0"/>
             <wp:positionH relativeFrom="margin">
               <wp:align>center</wp:align>
@@ -2421,7 +2418,7 @@
                     <pic:cNvPicPr/>
                   </pic:nvPicPr>
                   <pic:blipFill>
-                    <a:blip r:embed="rId6" cstate="print">
+                    <a:blip r:embed="rId8" cstate="print">
                       <a:extLst>
                         <a:ext uri="{28A0092B-C50C-407E-A947-70E740481C1C}">
                           <a14:useLocalDpi xmlns:a14="http://schemas.microsoft.com/office/drawing/2010/main" val="0"/>
@@ -2705,51 +2702,16 @@
       </w:pPr>
       <w:r>
         <w:rPr>
-          <w:rFonts w:eastAsiaTheme="minorEastAsia"/>
-        </w:rPr>
-        <w:t>Użytkownik musi przemieścić pojazd poza granice Wirtualnej Strefy, aby system pozwolił na finalizację transakcji i naliczenie opłaty końcowej</w:t>
-      </w:r>
-    </w:p>
-    <w:p>
-      <w:pPr>
-        <w:pStyle w:val="Akapitzlist"/>
-        <w:spacing w:before="240" w:after="240"/>
-        <w:ind w:left="1440"/>
-        <w:jc w:val="center"/>
-        <w:rPr>
-          <w:rFonts w:eastAsiaTheme="minorEastAsia"/>
-        </w:rPr>
-      </w:pPr>
-    </w:p>
-    <w:p>
-      <w:pPr>
-        <w:spacing w:before="240" w:after="240"/>
-        <w:ind w:left="708"/>
-        <w:rPr>
-          <w:rFonts w:eastAsiaTheme="minorEastAsia"/>
-        </w:rPr>
-      </w:pPr>
-    </w:p>
-    <w:p>
-      <w:pPr>
-        <w:spacing w:before="240" w:after="240"/>
-        <w:rPr>
-          <w:rFonts w:eastAsiaTheme="minorEastAsia"/>
-        </w:rPr>
-      </w:pPr>
-      <w:r>
-        <w:rPr>
           <w:noProof/>
         </w:rPr>
-        <w:lastRenderedPageBreak/>
         <w:drawing>
-          <wp:anchor distT="0" distB="0" distL="114300" distR="114300" simplePos="0" relativeHeight="251661312" behindDoc="0" locked="0" layoutInCell="1" allowOverlap="1" wp14:anchorId="4FFC3B66" wp14:editId="1A7F90FF">
+          <wp:anchor distT="0" distB="0" distL="114300" distR="114300" simplePos="0" relativeHeight="251661312" behindDoc="0" locked="0" layoutInCell="1" allowOverlap="1" wp14:anchorId="577D45E0" wp14:editId="7BEE8F05">
             <wp:simplePos x="0" y="0"/>
             <wp:positionH relativeFrom="margin">
               <wp:align>right</wp:align>
             </wp:positionH>
             <wp:positionV relativeFrom="paragraph">
-              <wp:posOffset>0</wp:posOffset>
+              <wp:posOffset>598805</wp:posOffset>
             </wp:positionV>
             <wp:extent cx="5724525" cy="3467100"/>
             <wp:effectExtent l="0" t="0" r="0" b="0"/>
@@ -2766,7 +2728,7 @@
                     <pic:cNvPicPr/>
                   </pic:nvPicPr>
                   <pic:blipFill>
-                    <a:blip r:embed="rId7" cstate="print">
+                    <a:blip r:embed="rId9" cstate="print">
                       <a:extLst>
                         <a:ext uri="{28A0092B-C50C-407E-A947-70E740481C1C}">
                           <a14:useLocalDpi xmlns:a14="http://schemas.microsoft.com/office/drawing/2010/main" val="0"/>
@@ -2792,6 +2754,12 @@
           </wp:anchor>
         </w:drawing>
       </w:r>
+      <w:r>
+        <w:rPr>
+          <w:rFonts w:eastAsiaTheme="minorEastAsia"/>
+        </w:rPr>
+        <w:t>Użytkownik musi przemieścić pojazd poza granice Wirtualnej Strefy, aby system pozwolił na finalizację transakcji i naliczenie opłaty końcowej</w:t>
+      </w:r>
     </w:p>
     <w:p>
       <w:pPr>
@@ -2801,30 +2769,13 @@
           <w:rFonts w:eastAsiaTheme="minorEastAsia"/>
         </w:rPr>
       </w:pPr>
-    </w:p>
-    <w:p>
-      <w:pPr>
-        <w:spacing w:before="240" w:after="240"/>
-        <w:jc w:val="center"/>
-        <w:rPr>
-          <w:rFonts w:eastAsiaTheme="minorEastAsia"/>
-        </w:rPr>
-      </w:pPr>
-    </w:p>
-    <w:p>
-      <w:pPr>
-        <w:spacing w:before="240" w:after="240"/>
-        <w:jc w:val="center"/>
-        <w:rPr>
-          <w:rFonts w:eastAsiaTheme="minorEastAsia"/>
-        </w:rPr>
-      </w:pPr>
       <w:r>
         <w:rPr>
           <w:noProof/>
         </w:rPr>
+        <w:lastRenderedPageBreak/>
         <w:drawing>
-          <wp:anchor distT="0" distB="0" distL="114300" distR="114300" simplePos="0" relativeHeight="251662336" behindDoc="0" locked="0" layoutInCell="1" allowOverlap="1" wp14:anchorId="2AEA516B" wp14:editId="7A4233FC">
+          <wp:anchor distT="0" distB="0" distL="114300" distR="114300" simplePos="0" relativeHeight="251662336" behindDoc="0" locked="0" layoutInCell="1" allowOverlap="1" wp14:anchorId="09F19B32" wp14:editId="14DB81B1">
             <wp:simplePos x="0" y="0"/>
             <wp:positionH relativeFrom="margin">
               <wp:align>center</wp:align>
@@ -2847,7 +2798,7 @@
                     <pic:cNvPicPr/>
                   </pic:nvPicPr>
                   <pic:blipFill>
-                    <a:blip r:embed="rId8" cstate="print">
+                    <a:blip r:embed="rId10" cstate="print">
                       <a:extLst>
                         <a:ext uri="{28A0092B-C50C-407E-A947-70E740481C1C}">
                           <a14:useLocalDpi xmlns:a14="http://schemas.microsoft.com/office/drawing/2010/main" val="0"/>
